--- a/tillsyn/A 1132-2025 tillsynsbegäran.docx
+++ b/tillsyn/A 1132-2025 tillsynsbegäran.docx
@@ -218,7 +218,7 @@
     <w:r>
       <w:tab/>
       <w:tab/>
-      <w:t>2025-01-10</w:t>
+      <w:t>2025-01-11</w:t>
       <w:br/>
       <w:br/>
     </w:r>

--- a/tillsyn/A 1132-2025 tillsynsbegäran.docx
+++ b/tillsyn/A 1132-2025 tillsynsbegäran.docx
@@ -218,7 +218,7 @@
     <w:r>
       <w:tab/>
       <w:tab/>
-      <w:t>2025-01-11</w:t>
+      <w:t>2025-01-12</w:t>
       <w:br/>
       <w:br/>
     </w:r>

--- a/tillsyn/A 1132-2025 tillsynsbegäran.docx
+++ b/tillsyn/A 1132-2025 tillsynsbegäran.docx
@@ -218,7 +218,7 @@
     <w:r>
       <w:tab/>
       <w:tab/>
-      <w:t>2025-01-12</w:t>
+      <w:t>2025-01-13</w:t>
       <w:br/>
       <w:br/>
     </w:r>

--- a/tillsyn/A 1132-2025 tillsynsbegäran.docx
+++ b/tillsyn/A 1132-2025 tillsynsbegäran.docx
@@ -218,7 +218,7 @@
     <w:r>
       <w:tab/>
       <w:tab/>
-      <w:t>2025-01-13</w:t>
+      <w:t>2025-01-14</w:t>
       <w:br/>
       <w:br/>
     </w:r>

--- a/tillsyn/A 1132-2025 tillsynsbegäran.docx
+++ b/tillsyn/A 1132-2025 tillsynsbegäran.docx
@@ -218,7 +218,7 @@
     <w:r>
       <w:tab/>
       <w:tab/>
-      <w:t>2025-01-14</w:t>
+      <w:t>2025-01-15</w:t>
       <w:br/>
       <w:br/>
     </w:r>

--- a/tillsyn/A 1132-2025 tillsynsbegäran.docx
+++ b/tillsyn/A 1132-2025 tillsynsbegäran.docx
@@ -218,7 +218,7 @@
     <w:r>
       <w:tab/>
       <w:tab/>
-      <w:t>2025-01-15</w:t>
+      <w:t>2025-01-16</w:t>
       <w:br/>
       <w:br/>
     </w:r>

--- a/tillsyn/A 1132-2025 tillsynsbegäran.docx
+++ b/tillsyn/A 1132-2025 tillsynsbegäran.docx
@@ -218,7 +218,7 @@
     <w:r>
       <w:tab/>
       <w:tab/>
-      <w:t>2025-01-16</w:t>
+      <w:t>2025-01-17</w:t>
       <w:br/>
       <w:br/>
     </w:r>

--- a/tillsyn/A 1132-2025 tillsynsbegäran.docx
+++ b/tillsyn/A 1132-2025 tillsynsbegäran.docx
@@ -218,7 +218,7 @@
     <w:r>
       <w:tab/>
       <w:tab/>
-      <w:t>2025-01-17</w:t>
+      <w:t>2025-01-18</w:t>
       <w:br/>
       <w:br/>
     </w:r>

--- a/tillsyn/A 1132-2025 tillsynsbegäran.docx
+++ b/tillsyn/A 1132-2025 tillsynsbegäran.docx
@@ -218,7 +218,7 @@
     <w:r>
       <w:tab/>
       <w:tab/>
-      <w:t>2025-01-18</w:t>
+      <w:t>2025-01-19</w:t>
       <w:br/>
       <w:br/>
     </w:r>

--- a/tillsyn/A 1132-2025 tillsynsbegäran.docx
+++ b/tillsyn/A 1132-2025 tillsynsbegäran.docx
@@ -218,7 +218,7 @@
     <w:r>
       <w:tab/>
       <w:tab/>
-      <w:t>2025-01-19</w:t>
+      <w:t>2025-01-20</w:t>
       <w:br/>
       <w:br/>
     </w:r>

--- a/tillsyn/A 1132-2025 tillsynsbegäran.docx
+++ b/tillsyn/A 1132-2025 tillsynsbegäran.docx
@@ -218,7 +218,7 @@
     <w:r>
       <w:tab/>
       <w:tab/>
-      <w:t>2025-01-20</w:t>
+      <w:t>2025-01-21</w:t>
       <w:br/>
       <w:br/>
     </w:r>

--- a/tillsyn/A 1132-2025 tillsynsbegäran.docx
+++ b/tillsyn/A 1132-2025 tillsynsbegäran.docx
@@ -218,7 +218,7 @@
     <w:r>
       <w:tab/>
       <w:tab/>
-      <w:t>2025-01-21</w:t>
+      <w:t>2025-01-22</w:t>
       <w:br/>
       <w:br/>
     </w:r>

--- a/tillsyn/A 1132-2025 tillsynsbegäran.docx
+++ b/tillsyn/A 1132-2025 tillsynsbegäran.docx
@@ -218,7 +218,7 @@
     <w:r>
       <w:tab/>
       <w:tab/>
-      <w:t>2025-01-22</w:t>
+      <w:t>2025-01-23</w:t>
       <w:br/>
       <w:br/>
     </w:r>

--- a/tillsyn/A 1132-2025 tillsynsbegäran.docx
+++ b/tillsyn/A 1132-2025 tillsynsbegäran.docx
@@ -218,7 +218,7 @@
     <w:r>
       <w:tab/>
       <w:tab/>
-      <w:t>2025-01-23</w:t>
+      <w:t>2025-01-24</w:t>
       <w:br/>
       <w:br/>
     </w:r>

--- a/tillsyn/A 1132-2025 tillsynsbegäran.docx
+++ b/tillsyn/A 1132-2025 tillsynsbegäran.docx
@@ -218,7 +218,7 @@
     <w:r>
       <w:tab/>
       <w:tab/>
-      <w:t>2025-01-24</w:t>
+      <w:t>2025-01-25</w:t>
       <w:br/>
       <w:br/>
     </w:r>

--- a/tillsyn/A 1132-2025 tillsynsbegäran.docx
+++ b/tillsyn/A 1132-2025 tillsynsbegäran.docx
@@ -218,7 +218,7 @@
     <w:r>
       <w:tab/>
       <w:tab/>
-      <w:t>2025-01-25</w:t>
+      <w:t>2025-01-26</w:t>
       <w:br/>
       <w:br/>
     </w:r>

--- a/tillsyn/A 1132-2025 tillsynsbegäran.docx
+++ b/tillsyn/A 1132-2025 tillsynsbegäran.docx
@@ -218,7 +218,7 @@
     <w:r>
       <w:tab/>
       <w:tab/>
-      <w:t>2025-01-26</w:t>
+      <w:t>2025-01-27</w:t>
       <w:br/>
       <w:br/>
     </w:r>

--- a/tillsyn/A 1132-2025 tillsynsbegäran.docx
+++ b/tillsyn/A 1132-2025 tillsynsbegäran.docx
@@ -218,7 +218,7 @@
     <w:r>
       <w:tab/>
       <w:tab/>
-      <w:t>2025-01-27</w:t>
+      <w:t>2025-01-28</w:t>
       <w:br/>
       <w:br/>
     </w:r>

--- a/tillsyn/A 1132-2025 tillsynsbegäran.docx
+++ b/tillsyn/A 1132-2025 tillsynsbegäran.docx
@@ -218,7 +218,7 @@
     <w:r>
       <w:tab/>
       <w:tab/>
-      <w:t>2025-01-30</w:t>
+      <w:t>2025-01-31</w:t>
       <w:br/>
       <w:br/>
     </w:r>

--- a/tillsyn/A 1132-2025 tillsynsbegäran.docx
+++ b/tillsyn/A 1132-2025 tillsynsbegäran.docx
@@ -218,7 +218,7 @@
     <w:r>
       <w:tab/>
       <w:tab/>
-      <w:t>2025-01-31</w:t>
+      <w:t>2025-02-02</w:t>
       <w:br/>
       <w:br/>
     </w:r>

--- a/tillsyn/A 1132-2025 tillsynsbegäran.docx
+++ b/tillsyn/A 1132-2025 tillsynsbegäran.docx
@@ -218,7 +218,7 @@
     <w:r>
       <w:tab/>
       <w:tab/>
-      <w:t>2025-02-02</w:t>
+      <w:t>2025-02-03</w:t>
       <w:br/>
       <w:br/>
     </w:r>

--- a/tillsyn/A 1132-2025 tillsynsbegäran.docx
+++ b/tillsyn/A 1132-2025 tillsynsbegäran.docx
@@ -218,7 +218,7 @@
     <w:r>
       <w:tab/>
       <w:tab/>
-      <w:t>2025-02-03</w:t>
+      <w:t>2025-02-04</w:t>
       <w:br/>
       <w:br/>
     </w:r>

--- a/tillsyn/A 1132-2025 tillsynsbegäran.docx
+++ b/tillsyn/A 1132-2025 tillsynsbegäran.docx
@@ -218,7 +218,7 @@
     <w:r>
       <w:tab/>
       <w:tab/>
-      <w:t>2025-02-04</w:t>
+      <w:t>2025-02-05</w:t>
       <w:br/>
       <w:br/>
     </w:r>

--- a/tillsyn/A 1132-2025 tillsynsbegäran.docx
+++ b/tillsyn/A 1132-2025 tillsynsbegäran.docx
@@ -218,7 +218,7 @@
     <w:r>
       <w:tab/>
       <w:tab/>
-      <w:t>2025-02-05</w:t>
+      <w:t>2025-02-06</w:t>
       <w:br/>
       <w:br/>
     </w:r>

--- a/tillsyn/A 1132-2025 tillsynsbegäran.docx
+++ b/tillsyn/A 1132-2025 tillsynsbegäran.docx
@@ -218,7 +218,7 @@
     <w:r>
       <w:tab/>
       <w:tab/>
-      <w:t>2025-02-06</w:t>
+      <w:t>2025-02-07</w:t>
       <w:br/>
       <w:br/>
     </w:r>

--- a/tillsyn/A 1132-2025 tillsynsbegäran.docx
+++ b/tillsyn/A 1132-2025 tillsynsbegäran.docx
@@ -218,7 +218,7 @@
     <w:r>
       <w:tab/>
       <w:tab/>
-      <w:t>2025-02-07</w:t>
+      <w:t>2025-02-08</w:t>
       <w:br/>
       <w:br/>
     </w:r>

--- a/tillsyn/A 1132-2025 tillsynsbegäran.docx
+++ b/tillsyn/A 1132-2025 tillsynsbegäran.docx
@@ -218,7 +218,7 @@
     <w:r>
       <w:tab/>
       <w:tab/>
-      <w:t>2025-02-08</w:t>
+      <w:t>2025-02-09</w:t>
       <w:br/>
       <w:br/>
     </w:r>

--- a/tillsyn/A 1132-2025 tillsynsbegäran.docx
+++ b/tillsyn/A 1132-2025 tillsynsbegäran.docx
@@ -218,7 +218,7 @@
     <w:r>
       <w:tab/>
       <w:tab/>
-      <w:t>2025-02-09</w:t>
+      <w:t>2025-02-10</w:t>
       <w:br/>
       <w:br/>
     </w:r>

--- a/tillsyn/A 1132-2025 tillsynsbegäran.docx
+++ b/tillsyn/A 1132-2025 tillsynsbegäran.docx
@@ -218,7 +218,7 @@
     <w:r>
       <w:tab/>
       <w:tab/>
-      <w:t>2025-02-10</w:t>
+      <w:t>2025-02-11</w:t>
       <w:br/>
       <w:br/>
     </w:r>

--- a/tillsyn/A 1132-2025 tillsynsbegäran.docx
+++ b/tillsyn/A 1132-2025 tillsynsbegäran.docx
@@ -218,7 +218,7 @@
     <w:r>
       <w:tab/>
       <w:tab/>
-      <w:t>2025-02-11</w:t>
+      <w:t>2025-02-12</w:t>
       <w:br/>
       <w:br/>
     </w:r>

--- a/tillsyn/A 1132-2025 tillsynsbegäran.docx
+++ b/tillsyn/A 1132-2025 tillsynsbegäran.docx
@@ -218,7 +218,7 @@
     <w:r>
       <w:tab/>
       <w:tab/>
-      <w:t>2025-02-12</w:t>
+      <w:t>2025-02-13</w:t>
       <w:br/>
       <w:br/>
     </w:r>

--- a/tillsyn/A 1132-2025 tillsynsbegäran.docx
+++ b/tillsyn/A 1132-2025 tillsynsbegäran.docx
@@ -218,7 +218,7 @@
     <w:r>
       <w:tab/>
       <w:tab/>
-      <w:t>2025-02-13</w:t>
+      <w:t>2025-02-14</w:t>
       <w:br/>
       <w:br/>
     </w:r>

--- a/tillsyn/A 1132-2025 tillsynsbegäran.docx
+++ b/tillsyn/A 1132-2025 tillsynsbegäran.docx
@@ -218,7 +218,7 @@
     <w:r>
       <w:tab/>
       <w:tab/>
-      <w:t>2025-02-14</w:t>
+      <w:t>2025-02-15</w:t>
       <w:br/>
       <w:br/>
     </w:r>

--- a/tillsyn/A 1132-2025 tillsynsbegäran.docx
+++ b/tillsyn/A 1132-2025 tillsynsbegäran.docx
@@ -218,7 +218,7 @@
     <w:r>
       <w:tab/>
       <w:tab/>
-      <w:t>2025-02-15</w:t>
+      <w:t>2025-02-16</w:t>
       <w:br/>
       <w:br/>
     </w:r>

--- a/tillsyn/A 1132-2025 tillsynsbegäran.docx
+++ b/tillsyn/A 1132-2025 tillsynsbegäran.docx
@@ -218,7 +218,7 @@
     <w:r>
       <w:tab/>
       <w:tab/>
-      <w:t>2025-02-16</w:t>
+      <w:t>2025-02-17</w:t>
       <w:br/>
       <w:br/>
     </w:r>

--- a/tillsyn/A 1132-2025 tillsynsbegäran.docx
+++ b/tillsyn/A 1132-2025 tillsynsbegäran.docx
@@ -218,7 +218,7 @@
     <w:r>
       <w:tab/>
       <w:tab/>
-      <w:t>2025-02-17</w:t>
+      <w:t>2025-02-18</w:t>
       <w:br/>
       <w:br/>
     </w:r>

--- a/tillsyn/A 1132-2025 tillsynsbegäran.docx
+++ b/tillsyn/A 1132-2025 tillsynsbegäran.docx
@@ -218,7 +218,7 @@
     <w:r>
       <w:tab/>
       <w:tab/>
-      <w:t>2025-02-18</w:t>
+      <w:t>2025-02-19</w:t>
       <w:br/>
       <w:br/>
     </w:r>

--- a/tillsyn/A 1132-2025 tillsynsbegäran.docx
+++ b/tillsyn/A 1132-2025 tillsynsbegäran.docx
@@ -218,7 +218,7 @@
     <w:r>
       <w:tab/>
       <w:tab/>
-      <w:t>2025-02-19</w:t>
+      <w:t>2025-02-20</w:t>
       <w:br/>
       <w:br/>
     </w:r>

--- a/tillsyn/A 1132-2025 tillsynsbegäran.docx
+++ b/tillsyn/A 1132-2025 tillsynsbegäran.docx
@@ -218,7 +218,7 @@
     <w:r>
       <w:tab/>
       <w:tab/>
-      <w:t>2025-02-20</w:t>
+      <w:t>2025-02-21</w:t>
       <w:br/>
       <w:br/>
     </w:r>

--- a/tillsyn/A 1132-2025 tillsynsbegäran.docx
+++ b/tillsyn/A 1132-2025 tillsynsbegäran.docx
@@ -218,7 +218,7 @@
     <w:r>
       <w:tab/>
       <w:tab/>
-      <w:t>2025-02-21</w:t>
+      <w:t>2025-02-22</w:t>
       <w:br/>
       <w:br/>
     </w:r>

--- a/tillsyn/A 1132-2025 tillsynsbegäran.docx
+++ b/tillsyn/A 1132-2025 tillsynsbegäran.docx
@@ -218,7 +218,7 @@
     <w:r>
       <w:tab/>
       <w:tab/>
-      <w:t>2025-02-22</w:t>
+      <w:t>2025-02-23</w:t>
       <w:br/>
       <w:br/>
     </w:r>

--- a/tillsyn/A 1132-2025 tillsynsbegäran.docx
+++ b/tillsyn/A 1132-2025 tillsynsbegäran.docx
@@ -218,7 +218,7 @@
     <w:r>
       <w:tab/>
       <w:tab/>
-      <w:t>2025-02-23</w:t>
+      <w:t>2025-02-24</w:t>
       <w:br/>
       <w:br/>
     </w:r>

--- a/tillsyn/A 1132-2025 tillsynsbegäran.docx
+++ b/tillsyn/A 1132-2025 tillsynsbegäran.docx
@@ -218,7 +218,7 @@
     <w:r>
       <w:tab/>
       <w:tab/>
-      <w:t>2025-02-24</w:t>
+      <w:t>2025-02-25</w:t>
       <w:br/>
       <w:br/>
     </w:r>

--- a/tillsyn/A 1132-2025 tillsynsbegäran.docx
+++ b/tillsyn/A 1132-2025 tillsynsbegäran.docx
@@ -218,7 +218,7 @@
     <w:r>
       <w:tab/>
       <w:tab/>
-      <w:t>2025-02-25</w:t>
+      <w:t>2025-02-26</w:t>
       <w:br/>
       <w:br/>
     </w:r>

--- a/tillsyn/A 1132-2025 tillsynsbegäran.docx
+++ b/tillsyn/A 1132-2025 tillsynsbegäran.docx
@@ -218,7 +218,7 @@
     <w:r>
       <w:tab/>
       <w:tab/>
-      <w:t>2025-02-26</w:t>
+      <w:t>2025-02-27</w:t>
       <w:br/>
       <w:br/>
     </w:r>

--- a/tillsyn/A 1132-2025 tillsynsbegäran.docx
+++ b/tillsyn/A 1132-2025 tillsynsbegäran.docx
@@ -218,7 +218,7 @@
     <w:r>
       <w:tab/>
       <w:tab/>
-      <w:t>2025-03-02</w:t>
+      <w:t>2025-03-03</w:t>
       <w:br/>
       <w:br/>
     </w:r>

--- a/tillsyn/A 1132-2025 tillsynsbegäran.docx
+++ b/tillsyn/A 1132-2025 tillsynsbegäran.docx
@@ -218,7 +218,7 @@
     <w:r>
       <w:tab/>
       <w:tab/>
-      <w:t>2025-03-03</w:t>
+      <w:t>2025-03-04</w:t>
       <w:br/>
       <w:br/>
     </w:r>

--- a/tillsyn/A 1132-2025 tillsynsbegäran.docx
+++ b/tillsyn/A 1132-2025 tillsynsbegäran.docx
@@ -218,7 +218,7 @@
     <w:r>
       <w:tab/>
       <w:tab/>
-      <w:t>2025-03-04</w:t>
+      <w:t>2025-03-05</w:t>
       <w:br/>
       <w:br/>
     </w:r>

--- a/tillsyn/A 1132-2025 tillsynsbegäran.docx
+++ b/tillsyn/A 1132-2025 tillsynsbegäran.docx
@@ -218,7 +218,7 @@
     <w:r>
       <w:tab/>
       <w:tab/>
-      <w:t>2025-03-05</w:t>
+      <w:t>2025-03-06</w:t>
       <w:br/>
       <w:br/>
     </w:r>

--- a/tillsyn/A 1132-2025 tillsynsbegäran.docx
+++ b/tillsyn/A 1132-2025 tillsynsbegäran.docx
@@ -218,7 +218,7 @@
     <w:r>
       <w:tab/>
       <w:tab/>
-      <w:t>2025-03-06</w:t>
+      <w:t>2025-03-07</w:t>
       <w:br/>
       <w:br/>
     </w:r>

--- a/tillsyn/A 1132-2025 tillsynsbegäran.docx
+++ b/tillsyn/A 1132-2025 tillsynsbegäran.docx
@@ -218,7 +218,7 @@
     <w:r>
       <w:tab/>
       <w:tab/>
-      <w:t>2025-03-07</w:t>
+      <w:t>2025-03-08</w:t>
       <w:br/>
       <w:br/>
     </w:r>

--- a/tillsyn/A 1132-2025 tillsynsbegäran.docx
+++ b/tillsyn/A 1132-2025 tillsynsbegäran.docx
@@ -218,7 +218,7 @@
     <w:r>
       <w:tab/>
       <w:tab/>
-      <w:t>2025-03-08</w:t>
+      <w:t>2025-03-09</w:t>
       <w:br/>
       <w:br/>
     </w:r>

--- a/tillsyn/A 1132-2025 tillsynsbegäran.docx
+++ b/tillsyn/A 1132-2025 tillsynsbegäran.docx
@@ -218,7 +218,7 @@
     <w:r>
       <w:tab/>
       <w:tab/>
-      <w:t>2025-03-09</w:t>
+      <w:t>2025-03-10</w:t>
       <w:br/>
       <w:br/>
     </w:r>

--- a/tillsyn/A 1132-2025 tillsynsbegäran.docx
+++ b/tillsyn/A 1132-2025 tillsynsbegäran.docx
@@ -218,7 +218,7 @@
     <w:r>
       <w:tab/>
       <w:tab/>
-      <w:t>2025-03-10</w:t>
+      <w:t>2025-03-11</w:t>
       <w:br/>
       <w:br/>
     </w:r>

--- a/tillsyn/A 1132-2025 tillsynsbegäran.docx
+++ b/tillsyn/A 1132-2025 tillsynsbegäran.docx
@@ -218,7 +218,7 @@
     <w:r>
       <w:tab/>
       <w:tab/>
-      <w:t>2025-03-11</w:t>
+      <w:t>2025-03-12</w:t>
       <w:br/>
       <w:br/>
     </w:r>

--- a/tillsyn/A 1132-2025 tillsynsbegäran.docx
+++ b/tillsyn/A 1132-2025 tillsynsbegäran.docx
@@ -218,7 +218,7 @@
     <w:r>
       <w:tab/>
       <w:tab/>
-      <w:t>2025-03-12</w:t>
+      <w:t>2025-03-13</w:t>
       <w:br/>
       <w:br/>
     </w:r>

--- a/tillsyn/A 1132-2025 tillsynsbegäran.docx
+++ b/tillsyn/A 1132-2025 tillsynsbegäran.docx
@@ -218,7 +218,7 @@
     <w:r>
       <w:tab/>
       <w:tab/>
-      <w:t>2025-03-13</w:t>
+      <w:t>2025-03-14</w:t>
       <w:br/>
       <w:br/>
     </w:r>

--- a/tillsyn/A 1132-2025 tillsynsbegäran.docx
+++ b/tillsyn/A 1132-2025 tillsynsbegäran.docx
@@ -218,7 +218,7 @@
     <w:r>
       <w:tab/>
       <w:tab/>
-      <w:t>2025-03-14</w:t>
+      <w:t>2025-03-15</w:t>
       <w:br/>
       <w:br/>
     </w:r>

--- a/tillsyn/A 1132-2025 tillsynsbegäran.docx
+++ b/tillsyn/A 1132-2025 tillsynsbegäran.docx
@@ -218,7 +218,7 @@
     <w:r>
       <w:tab/>
       <w:tab/>
-      <w:t>2025-03-15</w:t>
+      <w:t>2025-03-16</w:t>
       <w:br/>
       <w:br/>
     </w:r>

--- a/tillsyn/A 1132-2025 tillsynsbegäran.docx
+++ b/tillsyn/A 1132-2025 tillsynsbegäran.docx
@@ -218,7 +218,7 @@
     <w:r>
       <w:tab/>
       <w:tab/>
-      <w:t>2025-03-16</w:t>
+      <w:t>2025-03-17</w:t>
       <w:br/>
       <w:br/>
     </w:r>

--- a/tillsyn/A 1132-2025 tillsynsbegäran.docx
+++ b/tillsyn/A 1132-2025 tillsynsbegäran.docx
@@ -218,7 +218,7 @@
     <w:r>
       <w:tab/>
       <w:tab/>
-      <w:t>2025-03-17</w:t>
+      <w:t>2025-03-18</w:t>
       <w:br/>
       <w:br/>
     </w:r>

--- a/tillsyn/A 1132-2025 tillsynsbegäran.docx
+++ b/tillsyn/A 1132-2025 tillsynsbegäran.docx
@@ -218,7 +218,7 @@
     <w:r>
       <w:tab/>
       <w:tab/>
-      <w:t>2025-03-18</w:t>
+      <w:t>2025-03-19</w:t>
       <w:br/>
       <w:br/>
     </w:r>

--- a/tillsyn/A 1132-2025 tillsynsbegäran.docx
+++ b/tillsyn/A 1132-2025 tillsynsbegäran.docx
@@ -218,7 +218,7 @@
     <w:r>
       <w:tab/>
       <w:tab/>
-      <w:t>2025-03-19</w:t>
+      <w:t>2025-03-20</w:t>
       <w:br/>
       <w:br/>
     </w:r>

--- a/tillsyn/A 1132-2025 tillsynsbegäran.docx
+++ b/tillsyn/A 1132-2025 tillsynsbegäran.docx
@@ -218,7 +218,7 @@
     <w:r>
       <w:tab/>
       <w:tab/>
-      <w:t>2025-03-20</w:t>
+      <w:t>2025-03-21</w:t>
       <w:br/>
       <w:br/>
     </w:r>

--- a/tillsyn/A 1132-2025 tillsynsbegäran.docx
+++ b/tillsyn/A 1132-2025 tillsynsbegäran.docx
@@ -218,7 +218,7 @@
     <w:r>
       <w:tab/>
       <w:tab/>
-      <w:t>2025-03-21</w:t>
+      <w:t>2025-03-22</w:t>
       <w:br/>
       <w:br/>
     </w:r>

--- a/tillsyn/A 1132-2025 tillsynsbegäran.docx
+++ b/tillsyn/A 1132-2025 tillsynsbegäran.docx
@@ -218,7 +218,7 @@
     <w:r>
       <w:tab/>
       <w:tab/>
-      <w:t>2025-03-22</w:t>
+      <w:t>2025-03-23</w:t>
       <w:br/>
       <w:br/>
     </w:r>

--- a/tillsyn/A 1132-2025 tillsynsbegäran.docx
+++ b/tillsyn/A 1132-2025 tillsynsbegäran.docx
@@ -218,7 +218,7 @@
     <w:r>
       <w:tab/>
       <w:tab/>
-      <w:t>2025-03-23</w:t>
+      <w:t>2025-03-24</w:t>
       <w:br/>
       <w:br/>
     </w:r>

--- a/tillsyn/A 1132-2025 tillsynsbegäran.docx
+++ b/tillsyn/A 1132-2025 tillsynsbegäran.docx
@@ -218,7 +218,7 @@
     <w:r>
       <w:tab/>
       <w:tab/>
-      <w:t>2025-03-24</w:t>
+      <w:t>2025-03-25</w:t>
       <w:br/>
       <w:br/>
     </w:r>

--- a/tillsyn/A 1132-2025 tillsynsbegäran.docx
+++ b/tillsyn/A 1132-2025 tillsynsbegäran.docx
@@ -218,7 +218,7 @@
     <w:r>
       <w:tab/>
       <w:tab/>
-      <w:t>2025-03-25</w:t>
+      <w:t>2025-03-26</w:t>
       <w:br/>
       <w:br/>
     </w:r>

--- a/tillsyn/A 1132-2025 tillsynsbegäran.docx
+++ b/tillsyn/A 1132-2025 tillsynsbegäran.docx
@@ -218,7 +218,7 @@
     <w:r>
       <w:tab/>
       <w:tab/>
-      <w:t>2025-03-26</w:t>
+      <w:t>2025-03-27</w:t>
       <w:br/>
       <w:br/>
     </w:r>

--- a/tillsyn/A 1132-2025 tillsynsbegäran.docx
+++ b/tillsyn/A 1132-2025 tillsynsbegäran.docx
@@ -218,7 +218,7 @@
     <w:r>
       <w:tab/>
       <w:tab/>
-      <w:t>2025-03-27</w:t>
+      <w:t>2025-03-28</w:t>
       <w:br/>
       <w:br/>
     </w:r>

--- a/tillsyn/A 1132-2025 tillsynsbegäran.docx
+++ b/tillsyn/A 1132-2025 tillsynsbegäran.docx
@@ -218,7 +218,7 @@
     <w:r>
       <w:tab/>
       <w:tab/>
-      <w:t>2025-04-02</w:t>
+      <w:t>2025-04-03</w:t>
       <w:br/>
       <w:br/>
     </w:r>

--- a/tillsyn/A 1132-2025 tillsynsbegäran.docx
+++ b/tillsyn/A 1132-2025 tillsynsbegäran.docx
@@ -218,7 +218,7 @@
     <w:r>
       <w:tab/>
       <w:tab/>
-      <w:t>2025-04-03</w:t>
+      <w:t>2025-04-05</w:t>
       <w:br/>
       <w:br/>
     </w:r>

--- a/tillsyn/A 1132-2025 tillsynsbegäran.docx
+++ b/tillsyn/A 1132-2025 tillsynsbegäran.docx
@@ -218,7 +218,7 @@
     <w:r>
       <w:tab/>
       <w:tab/>
-      <w:t>2025-04-05</w:t>
+      <w:t>2025-04-06</w:t>
       <w:br/>
       <w:br/>
     </w:r>

--- a/tillsyn/A 1132-2025 tillsynsbegäran.docx
+++ b/tillsyn/A 1132-2025 tillsynsbegäran.docx
@@ -218,7 +218,7 @@
     <w:r>
       <w:tab/>
       <w:tab/>
-      <w:t>2025-04-06</w:t>
+      <w:t>2025-04-07</w:t>
       <w:br/>
       <w:br/>
     </w:r>

--- a/tillsyn/A 1132-2025 tillsynsbegäran.docx
+++ b/tillsyn/A 1132-2025 tillsynsbegäran.docx
@@ -218,7 +218,7 @@
     <w:r>
       <w:tab/>
       <w:tab/>
-      <w:t>2025-04-07</w:t>
+      <w:t>2025-04-08</w:t>
       <w:br/>
       <w:br/>
     </w:r>

--- a/tillsyn/A 1132-2025 tillsynsbegäran.docx
+++ b/tillsyn/A 1132-2025 tillsynsbegäran.docx
@@ -218,7 +218,7 @@
     <w:r>
       <w:tab/>
       <w:tab/>
-      <w:t>2025-04-08</w:t>
+      <w:t>2025-04-09</w:t>
       <w:br/>
       <w:br/>
     </w:r>

--- a/tillsyn/A 1132-2025 tillsynsbegäran.docx
+++ b/tillsyn/A 1132-2025 tillsynsbegäran.docx
@@ -218,7 +218,7 @@
     <w:r>
       <w:tab/>
       <w:tab/>
-      <w:t>2025-04-09</w:t>
+      <w:t>2025-04-10</w:t>
       <w:br/>
       <w:br/>
     </w:r>

--- a/tillsyn/A 1132-2025 tillsynsbegäran.docx
+++ b/tillsyn/A 1132-2025 tillsynsbegäran.docx
@@ -218,7 +218,7 @@
     <w:r>
       <w:tab/>
       <w:tab/>
-      <w:t>2025-04-10</w:t>
+      <w:t>2025-04-11</w:t>
       <w:br/>
       <w:br/>
     </w:r>

--- a/tillsyn/A 1132-2025 tillsynsbegäran.docx
+++ b/tillsyn/A 1132-2025 tillsynsbegäran.docx
@@ -218,7 +218,7 @@
     <w:r>
       <w:tab/>
       <w:tab/>
-      <w:t>2025-04-11</w:t>
+      <w:t>2025-04-12</w:t>
       <w:br/>
       <w:br/>
     </w:r>

--- a/tillsyn/A 1132-2025 tillsynsbegäran.docx
+++ b/tillsyn/A 1132-2025 tillsynsbegäran.docx
@@ -218,7 +218,7 @@
     <w:r>
       <w:tab/>
       <w:tab/>
-      <w:t>2025-04-12</w:t>
+      <w:t>2025-04-13</w:t>
       <w:br/>
       <w:br/>
     </w:r>

--- a/tillsyn/A 1132-2025 tillsynsbegäran.docx
+++ b/tillsyn/A 1132-2025 tillsynsbegäran.docx
@@ -218,7 +218,7 @@
     <w:r>
       <w:tab/>
       <w:tab/>
-      <w:t>2025-04-13</w:t>
+      <w:t>2025-04-14</w:t>
       <w:br/>
       <w:br/>
     </w:r>

--- a/tillsyn/A 1132-2025 tillsynsbegäran.docx
+++ b/tillsyn/A 1132-2025 tillsynsbegäran.docx
@@ -218,7 +218,7 @@
     <w:r>
       <w:tab/>
       <w:tab/>
-      <w:t>2025-04-14</w:t>
+      <w:t>2025-04-15</w:t>
       <w:br/>
       <w:br/>
     </w:r>

--- a/tillsyn/A 1132-2025 tillsynsbegäran.docx
+++ b/tillsyn/A 1132-2025 tillsynsbegäran.docx
@@ -218,7 +218,7 @@
     <w:r>
       <w:tab/>
       <w:tab/>
-      <w:t>2025-04-15</w:t>
+      <w:t>2025-04-16</w:t>
       <w:br/>
       <w:br/>
     </w:r>

--- a/tillsyn/A 1132-2025 tillsynsbegäran.docx
+++ b/tillsyn/A 1132-2025 tillsynsbegäran.docx
@@ -218,7 +218,7 @@
     <w:r>
       <w:tab/>
       <w:tab/>
-      <w:t>2025-04-16</w:t>
+      <w:t>2025-04-17</w:t>
       <w:br/>
       <w:br/>
     </w:r>

--- a/tillsyn/A 1132-2025 tillsynsbegäran.docx
+++ b/tillsyn/A 1132-2025 tillsynsbegäran.docx
@@ -218,7 +218,7 @@
     <w:r>
       <w:tab/>
       <w:tab/>
-      <w:t>2025-04-17</w:t>
+      <w:t>2025-04-18</w:t>
       <w:br/>
       <w:br/>
     </w:r>

--- a/tillsyn/A 1132-2025 tillsynsbegäran.docx
+++ b/tillsyn/A 1132-2025 tillsynsbegäran.docx
@@ -218,7 +218,7 @@
     <w:r>
       <w:tab/>
       <w:tab/>
-      <w:t>2025-04-18</w:t>
+      <w:t>2025-04-19</w:t>
       <w:br/>
       <w:br/>
     </w:r>

--- a/tillsyn/A 1132-2025 tillsynsbegäran.docx
+++ b/tillsyn/A 1132-2025 tillsynsbegäran.docx
@@ -218,7 +218,7 @@
     <w:r>
       <w:tab/>
       <w:tab/>
-      <w:t>2025-05-03</w:t>
+      <w:t>2025-05-04</w:t>
       <w:br/>
       <w:br/>
     </w:r>

--- a/tillsyn/A 1132-2025 tillsynsbegäran.docx
+++ b/tillsyn/A 1132-2025 tillsynsbegäran.docx
@@ -218,7 +218,7 @@
     <w:r>
       <w:tab/>
       <w:tab/>
-      <w:t>2025-05-04</w:t>
+      <w:t>2025-05-06</w:t>
       <w:br/>
       <w:br/>
     </w:r>

--- a/tillsyn/A 1132-2025 tillsynsbegäran.docx
+++ b/tillsyn/A 1132-2025 tillsynsbegäran.docx
@@ -218,7 +218,7 @@
     <w:r>
       <w:tab/>
       <w:tab/>
-      <w:t>2025-05-06</w:t>
+      <w:t>2025-05-07</w:t>
       <w:br/>
       <w:br/>
     </w:r>

--- a/tillsyn/A 1132-2025 tillsynsbegäran.docx
+++ b/tillsyn/A 1132-2025 tillsynsbegäran.docx
@@ -218,7 +218,7 @@
     <w:r>
       <w:tab/>
       <w:tab/>
-      <w:t>2025-05-07</w:t>
+      <w:t>2025-05-08</w:t>
       <w:br/>
       <w:br/>
     </w:r>

--- a/tillsyn/A 1132-2025 tillsynsbegäran.docx
+++ b/tillsyn/A 1132-2025 tillsynsbegäran.docx
@@ -218,7 +218,7 @@
     <w:r>
       <w:tab/>
       <w:tab/>
-      <w:t>2025-05-08</w:t>
+      <w:t>2025-05-09</w:t>
       <w:br/>
       <w:br/>
     </w:r>

--- a/tillsyn/A 1132-2025 tillsynsbegäran.docx
+++ b/tillsyn/A 1132-2025 tillsynsbegäran.docx
@@ -218,7 +218,7 @@
     <w:r>
       <w:tab/>
       <w:tab/>
-      <w:t>2025-05-09</w:t>
+      <w:t>2025-05-10</w:t>
       <w:br/>
       <w:br/>
     </w:r>

--- a/tillsyn/A 1132-2025 tillsynsbegäran.docx
+++ b/tillsyn/A 1132-2025 tillsynsbegäran.docx
@@ -218,7 +218,7 @@
     <w:r>
       <w:tab/>
       <w:tab/>
-      <w:t>2025-05-10</w:t>
+      <w:t>2025-05-11</w:t>
       <w:br/>
       <w:br/>
     </w:r>

--- a/tillsyn/A 1132-2025 tillsynsbegäran.docx
+++ b/tillsyn/A 1132-2025 tillsynsbegäran.docx
@@ -218,7 +218,7 @@
     <w:r>
       <w:tab/>
       <w:tab/>
-      <w:t>2025-05-11</w:t>
+      <w:t>2025-05-12</w:t>
       <w:br/>
       <w:br/>
     </w:r>

--- a/tillsyn/A 1132-2025 tillsynsbegäran.docx
+++ b/tillsyn/A 1132-2025 tillsynsbegäran.docx
@@ -218,7 +218,7 @@
     <w:r>
       <w:tab/>
       <w:tab/>
-      <w:t>2025-05-12</w:t>
+      <w:t>2025-05-13</w:t>
       <w:br/>
       <w:br/>
     </w:r>

--- a/tillsyn/A 1132-2025 tillsynsbegäran.docx
+++ b/tillsyn/A 1132-2025 tillsynsbegäran.docx
@@ -218,7 +218,7 @@
     <w:r>
       <w:tab/>
       <w:tab/>
-      <w:t>2025-05-13</w:t>
+      <w:t>2025-05-14</w:t>
       <w:br/>
       <w:br/>
     </w:r>

--- a/tillsyn/A 1132-2025 tillsynsbegäran.docx
+++ b/tillsyn/A 1132-2025 tillsynsbegäran.docx
@@ -218,7 +218,7 @@
     <w:r>
       <w:tab/>
       <w:tab/>
-      <w:t>2025-05-14</w:t>
+      <w:t>2025-05-15</w:t>
       <w:br/>
       <w:br/>
     </w:r>

--- a/tillsyn/A 1132-2025 tillsynsbegäran.docx
+++ b/tillsyn/A 1132-2025 tillsynsbegäran.docx
@@ -218,7 +218,7 @@
     <w:r>
       <w:tab/>
       <w:tab/>
-      <w:t>2025-05-15</w:t>
+      <w:t>2025-05-16</w:t>
       <w:br/>
       <w:br/>
     </w:r>

--- a/tillsyn/A 1132-2025 tillsynsbegäran.docx
+++ b/tillsyn/A 1132-2025 tillsynsbegäran.docx
@@ -218,7 +218,7 @@
     <w:r>
       <w:tab/>
       <w:tab/>
-      <w:t>2025-05-16</w:t>
+      <w:t>2025-05-17</w:t>
       <w:br/>
       <w:br/>
     </w:r>

--- a/tillsyn/A 1132-2025 tillsynsbegäran.docx
+++ b/tillsyn/A 1132-2025 tillsynsbegäran.docx
@@ -218,7 +218,7 @@
     <w:r>
       <w:tab/>
       <w:tab/>
-      <w:t>2025-05-17</w:t>
+      <w:t>2025-05-18</w:t>
       <w:br/>
       <w:br/>
     </w:r>

--- a/tillsyn/A 1132-2025 tillsynsbegäran.docx
+++ b/tillsyn/A 1132-2025 tillsynsbegäran.docx
@@ -218,7 +218,7 @@
     <w:r>
       <w:tab/>
       <w:tab/>
-      <w:t>2025-05-18</w:t>
+      <w:t>2025-05-19</w:t>
       <w:br/>
       <w:br/>
     </w:r>

--- a/tillsyn/A 1132-2025 tillsynsbegäran.docx
+++ b/tillsyn/A 1132-2025 tillsynsbegäran.docx
@@ -218,7 +218,7 @@
     <w:r>
       <w:tab/>
       <w:tab/>
-      <w:t>2025-05-19</w:t>
+      <w:t>2025-05-20</w:t>
       <w:br/>
       <w:br/>
     </w:r>

--- a/tillsyn/A 1132-2025 tillsynsbegäran.docx
+++ b/tillsyn/A 1132-2025 tillsynsbegäran.docx
@@ -218,7 +218,7 @@
     <w:r>
       <w:tab/>
       <w:tab/>
-      <w:t>2025-05-20</w:t>
+      <w:t>2025-05-21</w:t>
       <w:br/>
       <w:br/>
     </w:r>

--- a/tillsyn/A 1132-2025 tillsynsbegäran.docx
+++ b/tillsyn/A 1132-2025 tillsynsbegäran.docx
@@ -218,7 +218,7 @@
     <w:r>
       <w:tab/>
       <w:tab/>
-      <w:t>2025-05-21</w:t>
+      <w:t>2025-05-22</w:t>
       <w:br/>
       <w:br/>
     </w:r>

--- a/tillsyn/A 1132-2025 tillsynsbegäran.docx
+++ b/tillsyn/A 1132-2025 tillsynsbegäran.docx
@@ -218,7 +218,7 @@
     <w:r>
       <w:tab/>
       <w:tab/>
-      <w:t>2025-05-22</w:t>
+      <w:t>2025-05-23</w:t>
       <w:br/>
       <w:br/>
     </w:r>

--- a/tillsyn/A 1132-2025 tillsynsbegäran.docx
+++ b/tillsyn/A 1132-2025 tillsynsbegäran.docx
@@ -218,7 +218,7 @@
     <w:r>
       <w:tab/>
       <w:tab/>
-      <w:t>2025-05-23</w:t>
+      <w:t>2025-05-24</w:t>
       <w:br/>
       <w:br/>
     </w:r>

--- a/tillsyn/A 1132-2025 tillsynsbegäran.docx
+++ b/tillsyn/A 1132-2025 tillsynsbegäran.docx
@@ -218,7 +218,7 @@
     <w:r>
       <w:tab/>
       <w:tab/>
-      <w:t>2025-05-24</w:t>
+      <w:t>2025-05-25</w:t>
       <w:br/>
       <w:br/>
     </w:r>

--- a/tillsyn/A 1132-2025 tillsynsbegäran.docx
+++ b/tillsyn/A 1132-2025 tillsynsbegäran.docx
@@ -218,7 +218,7 @@
     <w:r>
       <w:tab/>
       <w:tab/>
-      <w:t>2025-05-25</w:t>
+      <w:t>2025-05-26</w:t>
       <w:br/>
       <w:br/>
     </w:r>

--- a/tillsyn/A 1132-2025 tillsynsbegäran.docx
+++ b/tillsyn/A 1132-2025 tillsynsbegäran.docx
@@ -218,7 +218,7 @@
     <w:r>
       <w:tab/>
       <w:tab/>
-      <w:t>2025-05-26</w:t>
+      <w:t>2025-05-27</w:t>
       <w:br/>
       <w:br/>
     </w:r>

--- a/tillsyn/A 1132-2025 tillsynsbegäran.docx
+++ b/tillsyn/A 1132-2025 tillsynsbegäran.docx
@@ -90,6 +90,17 @@
         <w:t>Figur 1. Fyndplatser för naturvårdsarter i det avverkningsanmälda området (röd linje). Markörer utan svart kant är placerade på fyndplatsen. Markörer med svart kant är placerade vid sidan av fyndplatsen och har ett svart streck som visar fyndplatsens exakta position. Kartans mittpunktskoordinat är N 6437952, E 562885 i SWEREF 99 TM.</w:t>
       </w:r>
     </w:p>
+    <w:p>
+      <w:r>
+        <w:rPr>
+          <w:b/>
+        </w:rPr>
+        <w:t xml:space="preserve">Strutbräken </w:t>
+      </w:r>
+      <w:r>
+        <w:t>är normalt en mycket bra och tydlig signalart som visar på flera olika fuktiga biotoper med rörligt markvatten som nästan alltid har höga naturvärden. Den växer på skuggiga, fuktiga, näringsrika mullmarker längs bäckdalar, åar, älvar, översilade sluttningar med högörtsgranskog och svämlövskogar med kortvarigt översvämmade sedimentplan. Växtplatserna har ytligt rörligt markvatten och konstant hög luftfuktighet. Arten är känslig för avverkning och dikning (Nitare &amp; Skogsstyrelsen, 2019).</w:t>
+      </w:r>
+    </w:p>
     <w:sectPr>
       <w:headerReference w:type="even" r:id="rId8"/>
       <w:headerReference w:type="default" r:id="rId9"/>
@@ -218,7 +229,7 @@
     <w:r>
       <w:tab/>
       <w:tab/>
-      <w:t>2025-05-27</w:t>
+      <w:t>2025-05-30</w:t>
       <w:br/>
       <w:br/>
     </w:r>

--- a/tillsyn/A 1132-2025 tillsynsbegäran.docx
+++ b/tillsyn/A 1132-2025 tillsynsbegäran.docx
@@ -229,7 +229,7 @@
     <w:r>
       <w:tab/>
       <w:tab/>
-      <w:t>2025-05-30</w:t>
+      <w:t>2025-06-01</w:t>
       <w:br/>
       <w:br/>
     </w:r>

--- a/tillsyn/A 1132-2025 tillsynsbegäran.docx
+++ b/tillsyn/A 1132-2025 tillsynsbegäran.docx
@@ -229,7 +229,7 @@
     <w:r>
       <w:tab/>
       <w:tab/>
-      <w:t>2025-06-01</w:t>
+      <w:t>2025-06-02</w:t>
       <w:br/>
       <w:br/>
     </w:r>

--- a/tillsyn/A 1132-2025 tillsynsbegäran.docx
+++ b/tillsyn/A 1132-2025 tillsynsbegäran.docx
@@ -229,7 +229,7 @@
     <w:r>
       <w:tab/>
       <w:tab/>
-      <w:t>2025-06-02</w:t>
+      <w:t>2025-06-03</w:t>
       <w:br/>
       <w:br/>
     </w:r>

--- a/tillsyn/A 1132-2025 tillsynsbegäran.docx
+++ b/tillsyn/A 1132-2025 tillsynsbegäran.docx
@@ -229,7 +229,7 @@
     <w:r>
       <w:tab/>
       <w:tab/>
-      <w:t>2025-06-03</w:t>
+      <w:t>2025-06-04</w:t>
       <w:br/>
       <w:br/>
     </w:r>

--- a/tillsyn/A 1132-2025 tillsynsbegäran.docx
+++ b/tillsyn/A 1132-2025 tillsynsbegäran.docx
@@ -229,7 +229,7 @@
     <w:r>
       <w:tab/>
       <w:tab/>
-      <w:t>2025-06-04</w:t>
+      <w:t>2025-06-05</w:t>
       <w:br/>
       <w:br/>
     </w:r>

--- a/tillsyn/A 1132-2025 tillsynsbegäran.docx
+++ b/tillsyn/A 1132-2025 tillsynsbegäran.docx
@@ -229,7 +229,7 @@
     <w:r>
       <w:tab/>
       <w:tab/>
-      <w:t>2025-06-05</w:t>
+      <w:t>2025-06-13</w:t>
       <w:br/>
       <w:br/>
     </w:r>

--- a/tillsyn/A 1132-2025 tillsynsbegäran.docx
+++ b/tillsyn/A 1132-2025 tillsynsbegäran.docx
@@ -229,7 +229,7 @@
     <w:r>
       <w:tab/>
       <w:tab/>
-      <w:t>2025-06-13</w:t>
+      <w:t>2025-06-15</w:t>
       <w:br/>
       <w:br/>
     </w:r>

--- a/tillsyn/A 1132-2025 tillsynsbegäran.docx
+++ b/tillsyn/A 1132-2025 tillsynsbegäran.docx
@@ -229,7 +229,7 @@
     <w:r>
       <w:tab/>
       <w:tab/>
-      <w:t>2025-06-15</w:t>
+      <w:t>2025-06-16</w:t>
       <w:br/>
       <w:br/>
     </w:r>

--- a/tillsyn/A 1132-2025 tillsynsbegäran.docx
+++ b/tillsyn/A 1132-2025 tillsynsbegäran.docx
@@ -229,7 +229,7 @@
     <w:r>
       <w:tab/>
       <w:tab/>
-      <w:t>2025-06-16</w:t>
+      <w:t>2025-06-17</w:t>
       <w:br/>
       <w:br/>
     </w:r>

--- a/tillsyn/A 1132-2025 tillsynsbegäran.docx
+++ b/tillsyn/A 1132-2025 tillsynsbegäran.docx
@@ -229,7 +229,7 @@
     <w:r>
       <w:tab/>
       <w:tab/>
-      <w:t>2025-06-17</w:t>
+      <w:t>2025-06-18</w:t>
       <w:br/>
       <w:br/>
     </w:r>

--- a/tillsyn/A 1132-2025 tillsynsbegäran.docx
+++ b/tillsyn/A 1132-2025 tillsynsbegäran.docx
@@ -229,7 +229,7 @@
     <w:r>
       <w:tab/>
       <w:tab/>
-      <w:t>2025-06-18</w:t>
+      <w:t>2025-06-19</w:t>
       <w:br/>
       <w:br/>
     </w:r>

--- a/tillsyn/A 1132-2025 tillsynsbegäran.docx
+++ b/tillsyn/A 1132-2025 tillsynsbegäran.docx
@@ -229,7 +229,7 @@
     <w:r>
       <w:tab/>
       <w:tab/>
-      <w:t>2025-06-19</w:t>
+      <w:t>2025-06-20</w:t>
       <w:br/>
       <w:br/>
     </w:r>

--- a/tillsyn/A 1132-2025 tillsynsbegäran.docx
+++ b/tillsyn/A 1132-2025 tillsynsbegäran.docx
@@ -229,7 +229,7 @@
     <w:r>
       <w:tab/>
       <w:tab/>
-      <w:t>2025-06-20</w:t>
+      <w:t>2025-06-21</w:t>
       <w:br/>
       <w:br/>
     </w:r>

--- a/tillsyn/A 1132-2025 tillsynsbegäran.docx
+++ b/tillsyn/A 1132-2025 tillsynsbegäran.docx
@@ -229,7 +229,7 @@
     <w:r>
       <w:tab/>
       <w:tab/>
-      <w:t>2025-06-21</w:t>
+      <w:t>2025-06-22</w:t>
       <w:br/>
       <w:br/>
     </w:r>

--- a/tillsyn/A 1132-2025 tillsynsbegäran.docx
+++ b/tillsyn/A 1132-2025 tillsynsbegäran.docx
@@ -229,7 +229,7 @@
     <w:r>
       <w:tab/>
       <w:tab/>
-      <w:t>2025-06-22</w:t>
+      <w:t>2025-06-23</w:t>
       <w:br/>
       <w:br/>
     </w:r>

--- a/tillsyn/A 1132-2025 tillsynsbegäran.docx
+++ b/tillsyn/A 1132-2025 tillsynsbegäran.docx
@@ -229,7 +229,7 @@
     <w:r>
       <w:tab/>
       <w:tab/>
-      <w:t>2025-06-23</w:t>
+      <w:t>2025-06-24</w:t>
       <w:br/>
       <w:br/>
     </w:r>

--- a/tillsyn/A 1132-2025 tillsynsbegäran.docx
+++ b/tillsyn/A 1132-2025 tillsynsbegäran.docx
@@ -229,7 +229,7 @@
     <w:r>
       <w:tab/>
       <w:tab/>
-      <w:t>2025-06-24</w:t>
+      <w:t>2025-06-25</w:t>
       <w:br/>
       <w:br/>
     </w:r>

--- a/tillsyn/A 1132-2025 tillsynsbegäran.docx
+++ b/tillsyn/A 1132-2025 tillsynsbegäran.docx
@@ -229,7 +229,7 @@
     <w:r>
       <w:tab/>
       <w:tab/>
-      <w:t>2025-06-25</w:t>
+      <w:t>2025-06-26</w:t>
       <w:br/>
       <w:br/>
     </w:r>

--- a/tillsyn/A 1132-2025 tillsynsbegäran.docx
+++ b/tillsyn/A 1132-2025 tillsynsbegäran.docx
@@ -229,7 +229,7 @@
     <w:r>
       <w:tab/>
       <w:tab/>
-      <w:t>2025-06-26</w:t>
+      <w:t>2025-06-27</w:t>
       <w:br/>
       <w:br/>
     </w:r>

--- a/tillsyn/A 1132-2025 tillsynsbegäran.docx
+++ b/tillsyn/A 1132-2025 tillsynsbegäran.docx
@@ -229,7 +229,7 @@
     <w:r>
       <w:tab/>
       <w:tab/>
-      <w:t>2025-06-27</w:t>
+      <w:t>2025-06-28</w:t>
       <w:br/>
       <w:br/>
     </w:r>

--- a/tillsyn/A 1132-2025 tillsynsbegäran.docx
+++ b/tillsyn/A 1132-2025 tillsynsbegäran.docx
@@ -229,7 +229,7 @@
     <w:r>
       <w:tab/>
       <w:tab/>
-      <w:t>2025-06-28</w:t>
+      <w:t>2025-06-29</w:t>
       <w:br/>
       <w:br/>
     </w:r>

--- a/tillsyn/A 1132-2025 tillsynsbegäran.docx
+++ b/tillsyn/A 1132-2025 tillsynsbegäran.docx
@@ -229,7 +229,7 @@
     <w:r>
       <w:tab/>
       <w:tab/>
-      <w:t>2025-06-29</w:t>
+      <w:t>2025-06-30</w:t>
       <w:br/>
       <w:br/>
     </w:r>

--- a/tillsyn/A 1132-2025 tillsynsbegäran.docx
+++ b/tillsyn/A 1132-2025 tillsynsbegäran.docx
@@ -229,7 +229,7 @@
     <w:r>
       <w:tab/>
       <w:tab/>
-      <w:t>2025-06-30</w:t>
+      <w:t>2025-07-01</w:t>
       <w:br/>
       <w:br/>
     </w:r>

--- a/tillsyn/A 1132-2025 tillsynsbegäran.docx
+++ b/tillsyn/A 1132-2025 tillsynsbegäran.docx
@@ -229,7 +229,7 @@
     <w:r>
       <w:tab/>
       <w:tab/>
-      <w:t>2025-07-01</w:t>
+      <w:t>2025-07-02</w:t>
       <w:br/>
       <w:br/>
     </w:r>

--- a/tillsyn/A 1132-2025 tillsynsbegäran.docx
+++ b/tillsyn/A 1132-2025 tillsynsbegäran.docx
@@ -229,7 +229,7 @@
     <w:r>
       <w:tab/>
       <w:tab/>
-      <w:t>2025-07-02</w:t>
+      <w:t>2025-07-03</w:t>
       <w:br/>
       <w:br/>
     </w:r>

--- a/tillsyn/A 1132-2025 tillsynsbegäran.docx
+++ b/tillsyn/A 1132-2025 tillsynsbegäran.docx
@@ -229,7 +229,7 @@
     <w:r>
       <w:tab/>
       <w:tab/>
-      <w:t>2025-07-03</w:t>
+      <w:t>2025-07-04</w:t>
       <w:br/>
       <w:br/>
     </w:r>

--- a/tillsyn/A 1132-2025 tillsynsbegäran.docx
+++ b/tillsyn/A 1132-2025 tillsynsbegäran.docx
@@ -229,7 +229,7 @@
     <w:r>
       <w:tab/>
       <w:tab/>
-      <w:t>2025-07-04</w:t>
+      <w:t>2025-07-05</w:t>
       <w:br/>
       <w:br/>
     </w:r>

--- a/tillsyn/A 1132-2025 tillsynsbegäran.docx
+++ b/tillsyn/A 1132-2025 tillsynsbegäran.docx
@@ -229,7 +229,7 @@
     <w:r>
       <w:tab/>
       <w:tab/>
-      <w:t>2025-07-05</w:t>
+      <w:t>2025-07-06</w:t>
       <w:br/>
       <w:br/>
     </w:r>

--- a/tillsyn/A 1132-2025 tillsynsbegäran.docx
+++ b/tillsyn/A 1132-2025 tillsynsbegäran.docx
@@ -229,7 +229,7 @@
     <w:r>
       <w:tab/>
       <w:tab/>
-      <w:t>2025-07-06</w:t>
+      <w:t>2025-07-07</w:t>
       <w:br/>
       <w:br/>
     </w:r>

--- a/tillsyn/A 1132-2025 tillsynsbegäran.docx
+++ b/tillsyn/A 1132-2025 tillsynsbegäran.docx
@@ -229,7 +229,7 @@
     <w:r>
       <w:tab/>
       <w:tab/>
-      <w:t>2025-07-07</w:t>
+      <w:t>2025-07-08</w:t>
       <w:br/>
       <w:br/>
     </w:r>

--- a/tillsyn/A 1132-2025 tillsynsbegäran.docx
+++ b/tillsyn/A 1132-2025 tillsynsbegäran.docx
@@ -229,7 +229,7 @@
     <w:r>
       <w:tab/>
       <w:tab/>
-      <w:t>2025-07-08</w:t>
+      <w:t>2025-07-09</w:t>
       <w:br/>
       <w:br/>
     </w:r>

--- a/tillsyn/A 1132-2025 tillsynsbegäran.docx
+++ b/tillsyn/A 1132-2025 tillsynsbegäran.docx
@@ -229,7 +229,7 @@
     <w:r>
       <w:tab/>
       <w:tab/>
-      <w:t>2025-07-09</w:t>
+      <w:t>2025-07-11</w:t>
       <w:br/>
       <w:br/>
     </w:r>

--- a/tillsyn/A 1132-2025 tillsynsbegäran.docx
+++ b/tillsyn/A 1132-2025 tillsynsbegäran.docx
@@ -229,7 +229,7 @@
     <w:r>
       <w:tab/>
       <w:tab/>
-      <w:t>2025-07-11</w:t>
+      <w:t>2025-07-12</w:t>
       <w:br/>
       <w:br/>
     </w:r>

--- a/tillsyn/A 1132-2025 tillsynsbegäran.docx
+++ b/tillsyn/A 1132-2025 tillsynsbegäran.docx
@@ -229,7 +229,7 @@
     <w:r>
       <w:tab/>
       <w:tab/>
-      <w:t>2025-07-12</w:t>
+      <w:t>2025-07-13</w:t>
       <w:br/>
       <w:br/>
     </w:r>

--- a/tillsyn/A 1132-2025 tillsynsbegäran.docx
+++ b/tillsyn/A 1132-2025 tillsynsbegäran.docx
@@ -229,7 +229,7 @@
     <w:r>
       <w:tab/>
       <w:tab/>
-      <w:t>2025-07-13</w:t>
+      <w:t>2025-07-14</w:t>
       <w:br/>
       <w:br/>
     </w:r>

--- a/tillsyn/A 1132-2025 tillsynsbegäran.docx
+++ b/tillsyn/A 1132-2025 tillsynsbegäran.docx
@@ -229,7 +229,7 @@
     <w:r>
       <w:tab/>
       <w:tab/>
-      <w:t>2025-08-06</w:t>
+      <w:t>2025-08-09</w:t>
       <w:br/>
       <w:br/>
     </w:r>
